--- a/docs/01_Scrum_ChocoTumac.docx
+++ b/docs/01_Scrum_ChocoTumac.docx
@@ -135,12 +135,6 @@
         <w:gridCol w:w="6560"/>
       </w:tblGrid>
       <w:tr>
-        <w:tblPrEx>
-          <w:tblCellMar>
-            <w:top w:w="0" w:type="dxa"/>
-            <w:bottom w:w="0" w:type="dxa"/>
-          </w:tblCellMar>
-        </w:tblPrEx>
         <w:tc>
           <w:tcPr>
             <w:tcW w:w="2800" w:type="dxa"/>
@@ -204,12 +198,6 @@
         </w:tc>
       </w:tr>
       <w:tr>
-        <w:tblPrEx>
-          <w:tblCellMar>
-            <w:top w:w="0" w:type="dxa"/>
-            <w:bottom w:w="0" w:type="dxa"/>
-          </w:tblCellMar>
-        </w:tblPrEx>
         <w:tc>
           <w:tcPr>
             <w:tcW w:w="2800" w:type="dxa"/>
@@ -272,12 +260,6 @@
         </w:tc>
       </w:tr>
       <w:tr>
-        <w:tblPrEx>
-          <w:tblCellMar>
-            <w:top w:w="0" w:type="dxa"/>
-            <w:bottom w:w="0" w:type="dxa"/>
-          </w:tblCellMar>
-        </w:tblPrEx>
         <w:tc>
           <w:tcPr>
             <w:tcW w:w="2800" w:type="dxa"/>
@@ -341,12 +323,6 @@
         </w:tc>
       </w:tr>
       <w:tr>
-        <w:tblPrEx>
-          <w:tblCellMar>
-            <w:top w:w="0" w:type="dxa"/>
-            <w:bottom w:w="0" w:type="dxa"/>
-          </w:tblCellMar>
-        </w:tblPrEx>
         <w:tc>
           <w:tcPr>
             <w:tcW w:w="2800" w:type="dxa"/>
@@ -409,12 +385,6 @@
         </w:tc>
       </w:tr>
       <w:tr>
-        <w:tblPrEx>
-          <w:tblCellMar>
-            <w:top w:w="0" w:type="dxa"/>
-            <w:bottom w:w="0" w:type="dxa"/>
-          </w:tblCellMar>
-        </w:tblPrEx>
         <w:tc>
           <w:tcPr>
             <w:tcW w:w="2800" w:type="dxa"/>
@@ -505,13 +475,7 @@
         <w:rPr>
           <w:color w:val="404040"/>
         </w:rPr>
-        <w:t>ChocoTumac es un sistema web MVC que digitaliza el ciclo operativo completo de Chocolate Tumaco: gestión de usuarios, clientes, proveedores, compras de cacao, ventas de producto terminado, control de inventario en tiempo real y reportes gerenciales. El pro</w:t>
-      </w:r>
-      <w:r>
-        <w:rPr>
-          <w:color w:val="404040"/>
-        </w:rPr>
-        <w:t>yecto se ejecutó en tres sprints de cuatro semanas cada uno, entregando valor incremental al cliente.</w:t>
+        <w:t>ChocoTumac es un sistema web MVC que digitaliza el ciclo operativo completo de Chocolate Tumaco: gestión de usuarios, clientes, proveedores, compras de cacao, ventas de producto terminado, control de inventario en tiempo real y reportes gerenciales. El proyecto se ejecutó en tres sprints de cuatro semanas cada uno, entregando valor incremental al cliente.</w:t>
       </w:r>
     </w:p>
     <w:p>
@@ -541,12 +505,6 @@
         <w:gridCol w:w="6240"/>
       </w:tblGrid>
       <w:tr>
-        <w:tblPrEx>
-          <w:tblCellMar>
-            <w:top w:w="0" w:type="dxa"/>
-            <w:bottom w:w="0" w:type="dxa"/>
-          </w:tblCellMar>
-        </w:tblPrEx>
         <w:tc>
           <w:tcPr>
             <w:tcW w:w="3120" w:type="dxa"/>
@@ -617,12 +575,6 @@
         </w:tc>
       </w:tr>
       <w:tr>
-        <w:tblPrEx>
-          <w:tblCellMar>
-            <w:top w:w="0" w:type="dxa"/>
-            <w:bottom w:w="0" w:type="dxa"/>
-          </w:tblCellMar>
-        </w:tblPrEx>
         <w:tc>
           <w:tcPr>
             <w:tcW w:w="3120" w:type="dxa"/>
@@ -684,12 +636,6 @@
         </w:tc>
       </w:tr>
       <w:tr>
-        <w:tblPrEx>
-          <w:tblCellMar>
-            <w:top w:w="0" w:type="dxa"/>
-            <w:bottom w:w="0" w:type="dxa"/>
-          </w:tblCellMar>
-        </w:tblPrEx>
         <w:tc>
           <w:tcPr>
             <w:tcW w:w="3120" w:type="dxa"/>
@@ -750,12 +696,6 @@
         </w:tc>
       </w:tr>
       <w:tr>
-        <w:tblPrEx>
-          <w:tblCellMar>
-            <w:top w:w="0" w:type="dxa"/>
-            <w:bottom w:w="0" w:type="dxa"/>
-          </w:tblCellMar>
-        </w:tblPrEx>
         <w:tc>
           <w:tcPr>
             <w:tcW w:w="3120" w:type="dxa"/>
@@ -815,12 +755,6 @@
         </w:tc>
       </w:tr>
       <w:tr>
-        <w:tblPrEx>
-          <w:tblCellMar>
-            <w:top w:w="0" w:type="dxa"/>
-            <w:bottom w:w="0" w:type="dxa"/>
-          </w:tblCellMar>
-        </w:tblPrEx>
         <w:tc>
           <w:tcPr>
             <w:tcW w:w="3120" w:type="dxa"/>
@@ -947,12 +881,6 @@
         <w:gridCol w:w="1560"/>
       </w:tblGrid>
       <w:tr>
-        <w:tblPrEx>
-          <w:tblCellMar>
-            <w:top w:w="0" w:type="dxa"/>
-            <w:bottom w:w="0" w:type="dxa"/>
-          </w:tblCellMar>
-        </w:tblPrEx>
         <w:tc>
           <w:tcPr>
             <w:tcW w:w="700" w:type="dxa"/>
@@ -1159,12 +1087,6 @@
         </w:tc>
       </w:tr>
       <w:tr>
-        <w:tblPrEx>
-          <w:tblCellMar>
-            <w:top w:w="0" w:type="dxa"/>
-            <w:bottom w:w="0" w:type="dxa"/>
-          </w:tblCellMar>
-        </w:tblPrEx>
         <w:tc>
           <w:tcPr>
             <w:tcW w:w="700" w:type="dxa"/>
@@ -1352,12 +1274,6 @@
         </w:tc>
       </w:tr>
       <w:tr>
-        <w:tblPrEx>
-          <w:tblCellMar>
-            <w:top w:w="0" w:type="dxa"/>
-            <w:bottom w:w="0" w:type="dxa"/>
-          </w:tblCellMar>
-        </w:tblPrEx>
         <w:tc>
           <w:tcPr>
             <w:tcW w:w="700" w:type="dxa"/>
@@ -1550,12 +1466,6 @@
         </w:tc>
       </w:tr>
       <w:tr>
-        <w:tblPrEx>
-          <w:tblCellMar>
-            <w:top w:w="0" w:type="dxa"/>
-            <w:bottom w:w="0" w:type="dxa"/>
-          </w:tblCellMar>
-        </w:tblPrEx>
         <w:tc>
           <w:tcPr>
             <w:tcW w:w="700" w:type="dxa"/>
@@ -1743,12 +1653,6 @@
         </w:tc>
       </w:tr>
       <w:tr>
-        <w:tblPrEx>
-          <w:tblCellMar>
-            <w:top w:w="0" w:type="dxa"/>
-            <w:bottom w:w="0" w:type="dxa"/>
-          </w:tblCellMar>
-        </w:tblPrEx>
         <w:tc>
           <w:tcPr>
             <w:tcW w:w="700" w:type="dxa"/>
@@ -1941,12 +1845,6 @@
         </w:tc>
       </w:tr>
       <w:tr>
-        <w:tblPrEx>
-          <w:tblCellMar>
-            <w:top w:w="0" w:type="dxa"/>
-            <w:bottom w:w="0" w:type="dxa"/>
-          </w:tblCellMar>
-        </w:tblPrEx>
         <w:tc>
           <w:tcPr>
             <w:tcW w:w="700" w:type="dxa"/>
@@ -2134,12 +2032,6 @@
         </w:tc>
       </w:tr>
       <w:tr>
-        <w:tblPrEx>
-          <w:tblCellMar>
-            <w:top w:w="0" w:type="dxa"/>
-            <w:bottom w:w="0" w:type="dxa"/>
-          </w:tblCellMar>
-        </w:tblPrEx>
         <w:tc>
           <w:tcPr>
             <w:tcW w:w="700" w:type="dxa"/>
@@ -2332,12 +2224,6 @@
         </w:tc>
       </w:tr>
       <w:tr>
-        <w:tblPrEx>
-          <w:tblCellMar>
-            <w:top w:w="0" w:type="dxa"/>
-            <w:bottom w:w="0" w:type="dxa"/>
-          </w:tblCellMar>
-        </w:tblPrEx>
         <w:tc>
           <w:tcPr>
             <w:tcW w:w="700" w:type="dxa"/>
@@ -2557,17 +2443,7 @@
           <w:sz w:val="24"/>
           <w:szCs w:val="24"/>
         </w:rPr>
-        <w:t>3</w:t>
-      </w:r>
-      <w:r>
-        <w:rPr>
-          <w:b/>
-          <w:bCs/>
-          <w:color w:val="FFFFFF"/>
-          <w:sz w:val="24"/>
-          <w:szCs w:val="24"/>
-        </w:rPr>
-        <w:t>.1 Sprint Planning</w:t>
+        <w:t>3.1 Sprint Planning</w:t>
       </w:r>
     </w:p>
     <w:tbl>
@@ -2592,12 +2468,6 @@
         <w:gridCol w:w="6960"/>
       </w:tblGrid>
       <w:tr>
-        <w:tblPrEx>
-          <w:tblCellMar>
-            <w:top w:w="0" w:type="dxa"/>
-            <w:bottom w:w="0" w:type="dxa"/>
-          </w:tblCellMar>
-        </w:tblPrEx>
         <w:tc>
           <w:tcPr>
             <w:tcW w:w="2400" w:type="dxa"/>
@@ -2668,12 +2538,6 @@
         </w:tc>
       </w:tr>
       <w:tr>
-        <w:tblPrEx>
-          <w:tblCellMar>
-            <w:top w:w="0" w:type="dxa"/>
-            <w:bottom w:w="0" w:type="dxa"/>
-          </w:tblCellMar>
-        </w:tblPrEx>
         <w:tc>
           <w:tcPr>
             <w:tcW w:w="2400" w:type="dxa"/>
@@ -2749,12 +2613,6 @@
         </w:tc>
       </w:tr>
       <w:tr>
-        <w:tblPrEx>
-          <w:tblCellMar>
-            <w:top w:w="0" w:type="dxa"/>
-            <w:bottom w:w="0" w:type="dxa"/>
-          </w:tblCellMar>
-        </w:tblPrEx>
         <w:tc>
           <w:tcPr>
             <w:tcW w:w="2400" w:type="dxa"/>
@@ -2815,12 +2673,6 @@
         </w:tc>
       </w:tr>
       <w:tr>
-        <w:tblPrEx>
-          <w:tblCellMar>
-            <w:top w:w="0" w:type="dxa"/>
-            <w:bottom w:w="0" w:type="dxa"/>
-          </w:tblCellMar>
-        </w:tblPrEx>
         <w:tc>
           <w:tcPr>
             <w:tcW w:w="2400" w:type="dxa"/>
@@ -2880,12 +2732,6 @@
         </w:tc>
       </w:tr>
       <w:tr>
-        <w:tblPrEx>
-          <w:tblCellMar>
-            <w:top w:w="0" w:type="dxa"/>
-            <w:bottom w:w="0" w:type="dxa"/>
-          </w:tblCellMar>
-        </w:tblPrEx>
         <w:tc>
           <w:tcPr>
             <w:tcW w:w="2400" w:type="dxa"/>
@@ -2994,12 +2840,6 @@
         <w:gridCol w:w="1800"/>
       </w:tblGrid>
       <w:tr>
-        <w:tblPrEx>
-          <w:tblCellMar>
-            <w:top w:w="0" w:type="dxa"/>
-            <w:bottom w:w="0" w:type="dxa"/>
-          </w:tblCellMar>
-        </w:tblPrEx>
         <w:tc>
           <w:tcPr>
             <w:tcW w:w="700" w:type="dxa"/>
@@ -3172,12 +3012,6 @@
         </w:tc>
       </w:tr>
       <w:tr>
-        <w:tblPrEx>
-          <w:tblCellMar>
-            <w:top w:w="0" w:type="dxa"/>
-            <w:bottom w:w="0" w:type="dxa"/>
-          </w:tblCellMar>
-        </w:tblPrEx>
         <w:tc>
           <w:tcPr>
             <w:tcW w:w="700" w:type="dxa"/>
@@ -3335,12 +3169,6 @@
         </w:tc>
       </w:tr>
       <w:tr>
-        <w:tblPrEx>
-          <w:tblCellMar>
-            <w:top w:w="0" w:type="dxa"/>
-            <w:bottom w:w="0" w:type="dxa"/>
-          </w:tblCellMar>
-        </w:tblPrEx>
         <w:tc>
           <w:tcPr>
             <w:tcW w:w="700" w:type="dxa"/>
@@ -3502,12 +3330,6 @@
         </w:tc>
       </w:tr>
       <w:tr>
-        <w:tblPrEx>
-          <w:tblCellMar>
-            <w:top w:w="0" w:type="dxa"/>
-            <w:bottom w:w="0" w:type="dxa"/>
-          </w:tblCellMar>
-        </w:tblPrEx>
         <w:tc>
           <w:tcPr>
             <w:tcW w:w="700" w:type="dxa"/>
@@ -3665,12 +3487,6 @@
         </w:tc>
       </w:tr>
       <w:tr>
-        <w:tblPrEx>
-          <w:tblCellMar>
-            <w:top w:w="0" w:type="dxa"/>
-            <w:bottom w:w="0" w:type="dxa"/>
-          </w:tblCellMar>
-        </w:tblPrEx>
         <w:tc>
           <w:tcPr>
             <w:tcW w:w="700" w:type="dxa"/>
@@ -3832,12 +3648,6 @@
         </w:tc>
       </w:tr>
       <w:tr>
-        <w:tblPrEx>
-          <w:tblCellMar>
-            <w:top w:w="0" w:type="dxa"/>
-            <w:bottom w:w="0" w:type="dxa"/>
-          </w:tblCellMar>
-        </w:tblPrEx>
         <w:tc>
           <w:tcPr>
             <w:tcW w:w="700" w:type="dxa"/>
@@ -3996,12 +3806,6 @@
         </w:tc>
       </w:tr>
       <w:tr>
-        <w:tblPrEx>
-          <w:tblCellMar>
-            <w:top w:w="0" w:type="dxa"/>
-            <w:bottom w:w="0" w:type="dxa"/>
-          </w:tblCellMar>
-        </w:tblPrEx>
         <w:tc>
           <w:tcPr>
             <w:tcW w:w="700" w:type="dxa"/>
@@ -4163,12 +3967,6 @@
         </w:tc>
       </w:tr>
       <w:tr>
-        <w:tblPrEx>
-          <w:tblCellMar>
-            <w:top w:w="0" w:type="dxa"/>
-            <w:bottom w:w="0" w:type="dxa"/>
-          </w:tblCellMar>
-        </w:tblPrEx>
         <w:tc>
           <w:tcPr>
             <w:tcW w:w="700" w:type="dxa"/>
@@ -4326,12 +4124,6 @@
         </w:tc>
       </w:tr>
       <w:tr>
-        <w:tblPrEx>
-          <w:tblCellMar>
-            <w:top w:w="0" w:type="dxa"/>
-            <w:bottom w:w="0" w:type="dxa"/>
-          </w:tblCellMar>
-        </w:tblPrEx>
         <w:tc>
           <w:tcPr>
             <w:tcW w:w="700" w:type="dxa"/>
@@ -4493,12 +4285,6 @@
         </w:tc>
       </w:tr>
       <w:tr>
-        <w:tblPrEx>
-          <w:tblCellMar>
-            <w:top w:w="0" w:type="dxa"/>
-            <w:bottom w:w="0" w:type="dxa"/>
-          </w:tblCellMar>
-        </w:tblPrEx>
         <w:tc>
           <w:tcPr>
             <w:tcW w:w="700" w:type="dxa"/>
@@ -4656,12 +4442,6 @@
         </w:tc>
       </w:tr>
       <w:tr>
-        <w:tblPrEx>
-          <w:tblCellMar>
-            <w:top w:w="0" w:type="dxa"/>
-            <w:bottom w:w="0" w:type="dxa"/>
-          </w:tblCellMar>
-        </w:tblPrEx>
         <w:tc>
           <w:tcPr>
             <w:tcW w:w="700" w:type="dxa"/>
@@ -4823,12 +4603,6 @@
         </w:tc>
       </w:tr>
       <w:tr>
-        <w:tblPrEx>
-          <w:tblCellMar>
-            <w:top w:w="0" w:type="dxa"/>
-            <w:bottom w:w="0" w:type="dxa"/>
-          </w:tblCellMar>
-        </w:tblPrEx>
         <w:tc>
           <w:tcPr>
             <w:tcW w:w="700" w:type="dxa"/>
@@ -4986,12 +4760,6 @@
         </w:tc>
       </w:tr>
       <w:tr>
-        <w:tblPrEx>
-          <w:tblCellMar>
-            <w:top w:w="0" w:type="dxa"/>
-            <w:bottom w:w="0" w:type="dxa"/>
-          </w:tblCellMar>
-        </w:tblPrEx>
         <w:tc>
           <w:tcPr>
             <w:tcW w:w="700" w:type="dxa"/>
@@ -5211,12 +4979,6 @@
         <w:gridCol w:w="7160"/>
       </w:tblGrid>
       <w:tr>
-        <w:tblPrEx>
-          <w:tblCellMar>
-            <w:top w:w="0" w:type="dxa"/>
-            <w:bottom w:w="0" w:type="dxa"/>
-          </w:tblCellMar>
-        </w:tblPrEx>
         <w:tc>
           <w:tcPr>
             <w:tcW w:w="2200" w:type="dxa"/>
@@ -5282,12 +5044,6 @@
         </w:tc>
       </w:tr>
       <w:tr>
-        <w:tblPrEx>
-          <w:tblCellMar>
-            <w:top w:w="0" w:type="dxa"/>
-            <w:bottom w:w="0" w:type="dxa"/>
-          </w:tblCellMar>
-        </w:tblPrEx>
         <w:tc>
           <w:tcPr>
             <w:tcW w:w="2200" w:type="dxa"/>
@@ -5352,12 +5108,6 @@
         </w:tc>
       </w:tr>
       <w:tr>
-        <w:tblPrEx>
-          <w:tblCellMar>
-            <w:top w:w="0" w:type="dxa"/>
-            <w:bottom w:w="0" w:type="dxa"/>
-          </w:tblCellMar>
-        </w:tblPrEx>
         <w:tc>
           <w:tcPr>
             <w:tcW w:w="2200" w:type="dxa"/>
@@ -5423,12 +5173,6 @@
         </w:tc>
       </w:tr>
       <w:tr>
-        <w:tblPrEx>
-          <w:tblCellMar>
-            <w:top w:w="0" w:type="dxa"/>
-            <w:bottom w:w="0" w:type="dxa"/>
-          </w:tblCellMar>
-        </w:tblPrEx>
         <w:tc>
           <w:tcPr>
             <w:tcW w:w="2200" w:type="dxa"/>
@@ -5545,15 +5289,7 @@
                 <w:sz w:val="18"/>
                 <w:szCs w:val="18"/>
               </w:rPr>
-              <w:t>El login con credenciales incorrectas retorna false</w:t>
-            </w:r>
-            <w:r>
-              <w:rPr>
-                <w:color w:val="404040"/>
-                <w:sz w:val="18"/>
-                <w:szCs w:val="18"/>
-              </w:rPr>
-              <w:t xml:space="preserve"> y no revela si el email existe.</w:t>
+              <w:t>El login con credenciales incorrectas retorna false y no revela si el email existe.</w:t>
             </w:r>
           </w:p>
           <w:p>
@@ -5600,6 +5336,504 @@
                 <w:szCs w:val="18"/>
               </w:rPr>
               <w:t>Las sesiones PHP expiran tras inactividad y requieren re-autenticación.</w:t>
+            </w:r>
+          </w:p>
+        </w:tc>
+      </w:tr>
+    </w:tbl>
+    <w:p>
+      <w:pPr>
+        <w:spacing w:after="80"/>
+      </w:pPr>
+    </w:p>
+    <w:p>
+      <w:pPr>
+        <w:spacing w:before="160" w:after="60"/>
+      </w:pPr>
+      <w:r>
+        <w:rPr>
+          <w:b/>
+          <w:bCs/>
+          <w:color w:val="1F4E79"/>
+        </w:rPr>
+        <w:t>HU-0</w:t>
+      </w:r>
+      <w:r>
+        <w:rPr>
+          <w:b/>
+          <w:bCs/>
+          <w:color w:val="1F4E79"/>
+        </w:rPr>
+        <w:t>2</w:t>
+      </w:r>
+      <w:r>
+        <w:rPr>
+          <w:b/>
+          <w:bCs/>
+          <w:color w:val="1F4E79"/>
+        </w:rPr>
+        <w:t xml:space="preserve"> – </w:t>
+      </w:r>
+      <w:r>
+        <w:rPr>
+          <w:b/>
+          <w:bCs/>
+          <w:color w:val="1F4E79"/>
+        </w:rPr>
+        <w:t>Registro y actualización de proveedores</w:t>
+      </w:r>
+    </w:p>
+    <w:tbl>
+      <w:tblPr>
+        <w:tblW w:w="9360" w:type="dxa"/>
+        <w:tblBorders>
+          <w:top w:val="single" w:sz="4" w:space="0" w:color="auto"/>
+          <w:left w:val="single" w:sz="4" w:space="0" w:color="auto"/>
+          <w:bottom w:val="single" w:sz="4" w:space="0" w:color="auto"/>
+          <w:right w:val="single" w:sz="4" w:space="0" w:color="auto"/>
+          <w:insideH w:val="single" w:sz="4" w:space="0" w:color="auto"/>
+          <w:insideV w:val="single" w:sz="4" w:space="0" w:color="auto"/>
+        </w:tblBorders>
+        <w:tblCellMar>
+          <w:left w:w="10" w:type="dxa"/>
+          <w:right w:w="10" w:type="dxa"/>
+        </w:tblCellMar>
+        <w:tblLook w:val="04A0" w:firstRow="1" w:lastRow="0" w:firstColumn="1" w:lastColumn="0" w:noHBand="0" w:noVBand="1"/>
+      </w:tblPr>
+      <w:tblGrid>
+        <w:gridCol w:w="2200"/>
+        <w:gridCol w:w="7160"/>
+      </w:tblGrid>
+      <w:tr>
+        <w:tc>
+          <w:tcPr>
+            <w:tcW w:w="2200" w:type="dxa"/>
+            <w:tcBorders>
+              <w:top w:val="single" w:sz="4" w:space="0" w:color="2E74B5"/>
+              <w:left w:val="single" w:sz="4" w:space="0" w:color="2E74B5"/>
+              <w:bottom w:val="single" w:sz="4" w:space="0" w:color="2E74B5"/>
+              <w:right w:val="single" w:sz="4" w:space="0" w:color="2E74B5"/>
+            </w:tcBorders>
+            <w:shd w:val="clear" w:color="auto" w:fill="2E74B5"/>
+            <w:tcMar>
+              <w:top w:w="60" w:type="dxa"/>
+              <w:left w:w="100" w:type="dxa"/>
+              <w:bottom w:w="60" w:type="dxa"/>
+              <w:right w:w="100" w:type="dxa"/>
+            </w:tcMar>
+            <w:vAlign w:val="center"/>
+          </w:tcPr>
+          <w:p>
+            <w:pPr>
+              <w:jc w:val="center"/>
+            </w:pPr>
+            <w:r>
+              <w:rPr>
+                <w:b/>
+                <w:bCs/>
+                <w:color w:val="FFFFFF"/>
+                <w:sz w:val="18"/>
+                <w:szCs w:val="18"/>
+              </w:rPr>
+              <w:t>Historia de usuario</w:t>
+            </w:r>
+          </w:p>
+        </w:tc>
+        <w:tc>
+          <w:tcPr>
+            <w:tcW w:w="7160" w:type="dxa"/>
+            <w:tcBorders>
+              <w:top w:val="single" w:sz="4" w:space="0" w:color="BFBFBF"/>
+              <w:left w:val="single" w:sz="4" w:space="0" w:color="BFBFBF"/>
+              <w:bottom w:val="single" w:sz="4" w:space="0" w:color="BFBFBF"/>
+              <w:right w:val="single" w:sz="4" w:space="0" w:color="BFBFBF"/>
+            </w:tcBorders>
+            <w:shd w:val="clear" w:color="auto" w:fill="F2F2F2"/>
+            <w:tcMar>
+              <w:top w:w="60" w:type="dxa"/>
+              <w:left w:w="100" w:type="dxa"/>
+              <w:bottom w:w="60" w:type="dxa"/>
+              <w:right w:w="100" w:type="dxa"/>
+            </w:tcMar>
+            <w:vAlign w:val="center"/>
+          </w:tcPr>
+          <w:p>
+            <w:r>
+              <w:rPr>
+                <w:color w:val="404040"/>
+                <w:sz w:val="18"/>
+                <w:szCs w:val="18"/>
+              </w:rPr>
+              <w:t xml:space="preserve">Como administrador o empleado necesito registrar, editar y eliminar </w:t>
+            </w:r>
+            <w:proofErr w:type="spellStart"/>
+            <w:r>
+              <w:rPr>
+                <w:color w:val="404040"/>
+                <w:sz w:val="18"/>
+                <w:szCs w:val="18"/>
+              </w:rPr>
+              <w:t>proveeedores</w:t>
+            </w:r>
+            <w:proofErr w:type="spellEnd"/>
+            <w:r>
+              <w:rPr>
+                <w:color w:val="404040"/>
+                <w:sz w:val="18"/>
+                <w:szCs w:val="18"/>
+              </w:rPr>
+              <w:t xml:space="preserve"> con sus datos de identificación fiscal para gestionar las ventas.</w:t>
+            </w:r>
+          </w:p>
+        </w:tc>
+      </w:tr>
+      <w:tr>
+        <w:tc>
+          <w:tcPr>
+            <w:tcW w:w="2200" w:type="dxa"/>
+            <w:tcBorders>
+              <w:top w:val="single" w:sz="4" w:space="0" w:color="2E74B5"/>
+              <w:left w:val="single" w:sz="4" w:space="0" w:color="2E74B5"/>
+              <w:bottom w:val="single" w:sz="4" w:space="0" w:color="2E74B5"/>
+              <w:right w:val="single" w:sz="4" w:space="0" w:color="2E74B5"/>
+            </w:tcBorders>
+            <w:shd w:val="clear" w:color="auto" w:fill="2E74B5"/>
+            <w:tcMar>
+              <w:top w:w="60" w:type="dxa"/>
+              <w:left w:w="100" w:type="dxa"/>
+              <w:bottom w:w="60" w:type="dxa"/>
+              <w:right w:w="100" w:type="dxa"/>
+            </w:tcMar>
+            <w:vAlign w:val="center"/>
+          </w:tcPr>
+          <w:p>
+            <w:pPr>
+              <w:jc w:val="center"/>
+            </w:pPr>
+            <w:r>
+              <w:rPr>
+                <w:b/>
+                <w:bCs/>
+                <w:color w:val="FFFFFF"/>
+                <w:sz w:val="18"/>
+                <w:szCs w:val="18"/>
+              </w:rPr>
+              <w:t>Puntos de historia</w:t>
+            </w:r>
+          </w:p>
+        </w:tc>
+        <w:tc>
+          <w:tcPr>
+            <w:tcW w:w="7160" w:type="dxa"/>
+            <w:tcBorders>
+              <w:top w:val="single" w:sz="4" w:space="0" w:color="BFBFBF"/>
+              <w:left w:val="single" w:sz="4" w:space="0" w:color="BFBFBF"/>
+              <w:bottom w:val="single" w:sz="4" w:space="0" w:color="BFBFBF"/>
+              <w:right w:val="single" w:sz="4" w:space="0" w:color="BFBFBF"/>
+            </w:tcBorders>
+            <w:tcMar>
+              <w:top w:w="60" w:type="dxa"/>
+              <w:left w:w="100" w:type="dxa"/>
+              <w:bottom w:w="60" w:type="dxa"/>
+              <w:right w:w="100" w:type="dxa"/>
+            </w:tcMar>
+            <w:vAlign w:val="center"/>
+          </w:tcPr>
+          <w:p>
+            <w:r>
+              <w:rPr>
+                <w:color w:val="404040"/>
+                <w:sz w:val="18"/>
+                <w:szCs w:val="18"/>
+              </w:rPr>
+              <w:t>8</w:t>
+            </w:r>
+          </w:p>
+        </w:tc>
+      </w:tr>
+      <w:tr>
+        <w:tc>
+          <w:tcPr>
+            <w:tcW w:w="2200" w:type="dxa"/>
+            <w:tcBorders>
+              <w:top w:val="single" w:sz="4" w:space="0" w:color="2E74B5"/>
+              <w:left w:val="single" w:sz="4" w:space="0" w:color="2E74B5"/>
+              <w:bottom w:val="single" w:sz="4" w:space="0" w:color="2E74B5"/>
+              <w:right w:val="single" w:sz="4" w:space="0" w:color="2E74B5"/>
+            </w:tcBorders>
+            <w:shd w:val="clear" w:color="auto" w:fill="2E74B5"/>
+            <w:tcMar>
+              <w:top w:w="60" w:type="dxa"/>
+              <w:left w:w="100" w:type="dxa"/>
+              <w:bottom w:w="60" w:type="dxa"/>
+              <w:right w:w="100" w:type="dxa"/>
+            </w:tcMar>
+            <w:vAlign w:val="center"/>
+          </w:tcPr>
+          <w:p>
+            <w:pPr>
+              <w:jc w:val="center"/>
+            </w:pPr>
+            <w:r>
+              <w:rPr>
+                <w:b/>
+                <w:bCs/>
+                <w:color w:val="FFFFFF"/>
+                <w:sz w:val="18"/>
+                <w:szCs w:val="18"/>
+              </w:rPr>
+              <w:t>Estado en Sprint</w:t>
+            </w:r>
+          </w:p>
+        </w:tc>
+        <w:tc>
+          <w:tcPr>
+            <w:tcW w:w="7160" w:type="dxa"/>
+            <w:tcBorders>
+              <w:top w:val="single" w:sz="4" w:space="0" w:color="BFBFBF"/>
+              <w:left w:val="single" w:sz="4" w:space="0" w:color="BFBFBF"/>
+              <w:bottom w:val="single" w:sz="4" w:space="0" w:color="BFBFBF"/>
+              <w:right w:val="single" w:sz="4" w:space="0" w:color="BFBFBF"/>
+            </w:tcBorders>
+            <w:shd w:val="clear" w:color="auto" w:fill="F2F2F2"/>
+            <w:tcMar>
+              <w:top w:w="60" w:type="dxa"/>
+              <w:left w:w="100" w:type="dxa"/>
+              <w:bottom w:w="60" w:type="dxa"/>
+              <w:right w:w="100" w:type="dxa"/>
+            </w:tcMar>
+            <w:vAlign w:val="center"/>
+          </w:tcPr>
+          <w:p>
+            <w:r>
+              <w:rPr>
+                <w:color w:val="404040"/>
+                <w:sz w:val="18"/>
+                <w:szCs w:val="18"/>
+              </w:rPr>
+              <w:t>Sprint 1 – Done</w:t>
+            </w:r>
+          </w:p>
+        </w:tc>
+      </w:tr>
+      <w:tr>
+        <w:tc>
+          <w:tcPr>
+            <w:tcW w:w="2200" w:type="dxa"/>
+            <w:tcBorders>
+              <w:top w:val="single" w:sz="4" w:space="0" w:color="2E74B5"/>
+              <w:left w:val="single" w:sz="4" w:space="0" w:color="2E74B5"/>
+              <w:bottom w:val="single" w:sz="4" w:space="0" w:color="2E74B5"/>
+              <w:right w:val="single" w:sz="4" w:space="0" w:color="2E74B5"/>
+            </w:tcBorders>
+            <w:shd w:val="clear" w:color="auto" w:fill="2E74B5"/>
+            <w:tcMar>
+              <w:top w:w="60" w:type="dxa"/>
+              <w:left w:w="100" w:type="dxa"/>
+              <w:bottom w:w="60" w:type="dxa"/>
+              <w:right w:w="100" w:type="dxa"/>
+            </w:tcMar>
+            <w:vAlign w:val="center"/>
+          </w:tcPr>
+          <w:p>
+            <w:pPr>
+              <w:jc w:val="center"/>
+            </w:pPr>
+            <w:r>
+              <w:rPr>
+                <w:b/>
+                <w:bCs/>
+                <w:color w:val="FFFFFF"/>
+                <w:sz w:val="18"/>
+                <w:szCs w:val="18"/>
+              </w:rPr>
+              <w:t>Criterios de aceptación</w:t>
+            </w:r>
+          </w:p>
+        </w:tc>
+        <w:tc>
+          <w:tcPr>
+            <w:tcW w:w="7160" w:type="dxa"/>
+            <w:tcBorders>
+              <w:top w:val="single" w:sz="4" w:space="0" w:color="BFBFBF"/>
+              <w:left w:val="single" w:sz="4" w:space="0" w:color="BFBFBF"/>
+              <w:bottom w:val="single" w:sz="4" w:space="0" w:color="BFBFBF"/>
+              <w:right w:val="single" w:sz="4" w:space="0" w:color="BFBFBF"/>
+            </w:tcBorders>
+            <w:tcMar>
+              <w:top w:w="60" w:type="dxa"/>
+              <w:left w:w="100" w:type="dxa"/>
+              <w:bottom w:w="60" w:type="dxa"/>
+              <w:right w:w="100" w:type="dxa"/>
+            </w:tcMar>
+          </w:tcPr>
+          <w:p>
+            <w:pPr>
+              <w:spacing w:after="40"/>
+            </w:pPr>
+            <w:r>
+              <w:rPr>
+                <w:b/>
+                <w:bCs/>
+                <w:color w:val="2E74B5"/>
+                <w:sz w:val="18"/>
+                <w:szCs w:val="18"/>
+              </w:rPr>
+              <w:t xml:space="preserve">• </w:t>
+            </w:r>
+            <w:r>
+              <w:rPr>
+                <w:color w:val="404040"/>
+                <w:sz w:val="18"/>
+                <w:szCs w:val="18"/>
+              </w:rPr>
+              <w:t>Los documentos NIT requieren un dígito de verificación (1 carácter alfanumérico).</w:t>
+            </w:r>
+          </w:p>
+          <w:p>
+            <w:pPr>
+              <w:spacing w:after="40"/>
+            </w:pPr>
+            <w:r>
+              <w:rPr>
+                <w:b/>
+                <w:bCs/>
+                <w:color w:val="2E74B5"/>
+                <w:sz w:val="18"/>
+                <w:szCs w:val="18"/>
+              </w:rPr>
+              <w:t xml:space="preserve">• </w:t>
+            </w:r>
+            <w:r>
+              <w:rPr>
+                <w:color w:val="404040"/>
+                <w:sz w:val="18"/>
+                <w:szCs w:val="18"/>
+              </w:rPr>
+              <w:t xml:space="preserve">No pueden existir dos clientes con el mismo </w:t>
+            </w:r>
+            <w:proofErr w:type="spellStart"/>
+            <w:r>
+              <w:rPr>
+                <w:color w:val="404040"/>
+                <w:sz w:val="18"/>
+                <w:szCs w:val="18"/>
+              </w:rPr>
+              <w:t>tipo_doc</w:t>
+            </w:r>
+            <w:proofErr w:type="spellEnd"/>
+            <w:r>
+              <w:rPr>
+                <w:color w:val="404040"/>
+                <w:sz w:val="18"/>
+                <w:szCs w:val="18"/>
+              </w:rPr>
+              <w:t xml:space="preserve"> + </w:t>
+            </w:r>
+            <w:proofErr w:type="spellStart"/>
+            <w:r>
+              <w:rPr>
+                <w:color w:val="404040"/>
+                <w:sz w:val="18"/>
+                <w:szCs w:val="18"/>
+              </w:rPr>
+              <w:t>num_doc</w:t>
+            </w:r>
+            <w:proofErr w:type="spellEnd"/>
+            <w:r>
+              <w:rPr>
+                <w:color w:val="404040"/>
+                <w:sz w:val="18"/>
+                <w:szCs w:val="18"/>
+              </w:rPr>
+              <w:t xml:space="preserve"> (UNIQUE KEY en BD).</w:t>
+            </w:r>
+          </w:p>
+          <w:p>
+            <w:pPr>
+              <w:spacing w:after="40"/>
+            </w:pPr>
+            <w:r>
+              <w:rPr>
+                <w:b/>
+                <w:bCs/>
+                <w:color w:val="2E74B5"/>
+                <w:sz w:val="18"/>
+                <w:szCs w:val="18"/>
+              </w:rPr>
+              <w:t xml:space="preserve">• </w:t>
+            </w:r>
+            <w:r>
+              <w:rPr>
+                <w:color w:val="404040"/>
+                <w:sz w:val="18"/>
+                <w:szCs w:val="18"/>
+              </w:rPr>
+              <w:t>El email es opcional pero si se ingresa debe tener formato válido.</w:t>
+            </w:r>
+          </w:p>
+          <w:p>
+            <w:pPr>
+              <w:spacing w:after="40"/>
+            </w:pPr>
+            <w:r>
+              <w:rPr>
+                <w:b/>
+                <w:bCs/>
+                <w:color w:val="2E74B5"/>
+                <w:sz w:val="18"/>
+                <w:szCs w:val="18"/>
+              </w:rPr>
+              <w:t xml:space="preserve">• </w:t>
+            </w:r>
+            <w:r>
+              <w:rPr>
+                <w:color w:val="404040"/>
+                <w:sz w:val="18"/>
+                <w:szCs w:val="18"/>
+              </w:rPr>
+              <w:t>El Gerente (</w:t>
+            </w:r>
+            <w:proofErr w:type="spellStart"/>
+            <w:r>
+              <w:rPr>
+                <w:color w:val="404040"/>
+                <w:sz w:val="18"/>
+                <w:szCs w:val="18"/>
+              </w:rPr>
+              <w:t>rol_id</w:t>
+            </w:r>
+            <w:proofErr w:type="spellEnd"/>
+            <w:r>
+              <w:rPr>
+                <w:color w:val="404040"/>
+                <w:sz w:val="18"/>
+                <w:szCs w:val="18"/>
+              </w:rPr>
+              <w:t>=2) accede en modo Solo lectura: ve la lista pero no tiene formulario de creación.</w:t>
+            </w:r>
+          </w:p>
+          <w:p>
+            <w:pPr>
+              <w:spacing w:after="40"/>
+            </w:pPr>
+            <w:r>
+              <w:rPr>
+                <w:b/>
+                <w:bCs/>
+                <w:color w:val="2E74B5"/>
+                <w:sz w:val="18"/>
+                <w:szCs w:val="18"/>
+              </w:rPr>
+              <w:t xml:space="preserve">• </w:t>
+            </w:r>
+            <w:r>
+              <w:rPr>
+                <w:color w:val="404040"/>
+                <w:sz w:val="18"/>
+                <w:szCs w:val="18"/>
+              </w:rPr>
+              <w:t>Al eliminar un cliente con ventas asociadas, el sistema muestra error descriptivo (FK RESTRICT).</w:t>
             </w:r>
           </w:p>
         </w:tc>
@@ -5645,12 +5879,6 @@
         <w:gridCol w:w="7160"/>
       </w:tblGrid>
       <w:tr>
-        <w:tblPrEx>
-          <w:tblCellMar>
-            <w:top w:w="0" w:type="dxa"/>
-            <w:bottom w:w="0" w:type="dxa"/>
-          </w:tblCellMar>
-        </w:tblPrEx>
         <w:tc>
           <w:tcPr>
             <w:tcW w:w="2200" w:type="dxa"/>
@@ -5716,12 +5944,6 @@
         </w:tc>
       </w:tr>
       <w:tr>
-        <w:tblPrEx>
-          <w:tblCellMar>
-            <w:top w:w="0" w:type="dxa"/>
-            <w:bottom w:w="0" w:type="dxa"/>
-          </w:tblCellMar>
-        </w:tblPrEx>
         <w:tc>
           <w:tcPr>
             <w:tcW w:w="2200" w:type="dxa"/>
@@ -5786,12 +6008,6 @@
         </w:tc>
       </w:tr>
       <w:tr>
-        <w:tblPrEx>
-          <w:tblCellMar>
-            <w:top w:w="0" w:type="dxa"/>
-            <w:bottom w:w="0" w:type="dxa"/>
-          </w:tblCellMar>
-        </w:tblPrEx>
         <w:tc>
           <w:tcPr>
             <w:tcW w:w="2200" w:type="dxa"/>
@@ -5857,12 +6073,6 @@
         </w:tc>
       </w:tr>
       <w:tr>
-        <w:tblPrEx>
-          <w:tblCellMar>
-            <w:top w:w="0" w:type="dxa"/>
-            <w:bottom w:w="0" w:type="dxa"/>
-          </w:tblCellMar>
-        </w:tblPrEx>
         <w:tc>
           <w:tcPr>
             <w:tcW w:w="2200" w:type="dxa"/>
@@ -5948,6 +6158,7 @@
                 <w:sz w:val="18"/>
                 <w:szCs w:val="18"/>
               </w:rPr>
+              <w:lastRenderedPageBreak/>
               <w:t xml:space="preserve">• </w:t>
             </w:r>
             <w:r>
@@ -5979,15 +6190,7 @@
                 <w:sz w:val="18"/>
                 <w:szCs w:val="18"/>
               </w:rPr>
-              <w:t>El email es opcional pero si se ingresa debe tener formato vá</w:t>
-            </w:r>
-            <w:r>
-              <w:rPr>
-                <w:color w:val="404040"/>
-                <w:sz w:val="18"/>
-                <w:szCs w:val="18"/>
-              </w:rPr>
-              <w:t>lido.</w:t>
+              <w:t>El email es opcional pero si se ingresa debe tener formato válido.</w:t>
             </w:r>
           </w:p>
           <w:p>
@@ -6084,12 +6287,6 @@
         <w:gridCol w:w="6960"/>
       </w:tblGrid>
       <w:tr>
-        <w:tblPrEx>
-          <w:tblCellMar>
-            <w:top w:w="0" w:type="dxa"/>
-            <w:bottom w:w="0" w:type="dxa"/>
-          </w:tblCellMar>
-        </w:tblPrEx>
         <w:tc>
           <w:tcPr>
             <w:tcW w:w="2400" w:type="dxa"/>
@@ -6160,12 +6357,6 @@
         </w:tc>
       </w:tr>
       <w:tr>
-        <w:tblPrEx>
-          <w:tblCellMar>
-            <w:top w:w="0" w:type="dxa"/>
-            <w:bottom w:w="0" w:type="dxa"/>
-          </w:tblCellMar>
-        </w:tblPrEx>
         <w:tc>
           <w:tcPr>
             <w:tcW w:w="2400" w:type="dxa"/>
@@ -6225,12 +6416,6 @@
         </w:tc>
       </w:tr>
       <w:tr>
-        <w:tblPrEx>
-          <w:tblCellMar>
-            <w:top w:w="0" w:type="dxa"/>
-            <w:bottom w:w="0" w:type="dxa"/>
-          </w:tblCellMar>
-        </w:tblPrEx>
         <w:tc>
           <w:tcPr>
             <w:tcW w:w="2400" w:type="dxa"/>
@@ -6291,12 +6476,6 @@
         </w:tc>
       </w:tr>
       <w:tr>
-        <w:tblPrEx>
-          <w:tblCellMar>
-            <w:top w:w="0" w:type="dxa"/>
-            <w:bottom w:w="0" w:type="dxa"/>
-          </w:tblCellMar>
-        </w:tblPrEx>
         <w:tc>
           <w:tcPr>
             <w:tcW w:w="2400" w:type="dxa"/>
@@ -6356,12 +6535,6 @@
         </w:tc>
       </w:tr>
       <w:tr>
-        <w:tblPrEx>
-          <w:tblCellMar>
-            <w:top w:w="0" w:type="dxa"/>
-            <w:bottom w:w="0" w:type="dxa"/>
-          </w:tblCellMar>
-        </w:tblPrEx>
         <w:tc>
           <w:tcPr>
             <w:tcW w:w="2400" w:type="dxa"/>
@@ -6387,7 +6560,6 @@
                 <w:sz w:val="18"/>
                 <w:szCs w:val="18"/>
               </w:rPr>
-              <w:lastRenderedPageBreak/>
               <w:t>Feedback del cliente</w:t>
             </w:r>
           </w:p>
@@ -6423,12 +6595,6 @@
         </w:tc>
       </w:tr>
       <w:tr>
-        <w:tblPrEx>
-          <w:tblCellMar>
-            <w:top w:w="0" w:type="dxa"/>
-            <w:bottom w:w="0" w:type="dxa"/>
-          </w:tblCellMar>
-        </w:tblPrEx>
         <w:tc>
           <w:tcPr>
             <w:tcW w:w="2400" w:type="dxa"/>
@@ -6559,13 +6725,7 @@
         <w:rPr>
           <w:color w:val="404040"/>
         </w:rPr>
-        <w:t>El uso de PDO con ERRMODE_EXCEPTION eliminó la necesidad de verificar errores manualmente en ca</w:t>
-      </w:r>
-      <w:r>
-        <w:rPr>
-          <w:color w:val="404040"/>
-        </w:rPr>
-        <w:t>da query.</w:t>
+        <w:t>El uso de PDO con ERRMODE_EXCEPTION eliminó la necesidad de verificar errores manualmente en cada query.</w:t>
       </w:r>
     </w:p>
     <w:p>
@@ -6651,13 +6811,7 @@
         <w:rPr>
           <w:color w:val="404040"/>
         </w:rPr>
-        <w:t>Sprint</w:t>
-      </w:r>
-      <w:r>
-        <w:rPr>
-          <w:color w:val="404040"/>
-        </w:rPr>
-        <w:t xml:space="preserve"> 2: agregar factor de corrección del 15% a las tareas de prueba.</w:t>
+        <w:t>Sprint 2: agregar factor de corrección del 15% a las tareas de prueba.</w:t>
       </w:r>
     </w:p>
     <w:p>
@@ -6745,12 +6899,6 @@
         <w:gridCol w:w="6960"/>
       </w:tblGrid>
       <w:tr>
-        <w:tblPrEx>
-          <w:tblCellMar>
-            <w:top w:w="0" w:type="dxa"/>
-            <w:bottom w:w="0" w:type="dxa"/>
-          </w:tblCellMar>
-        </w:tblPrEx>
         <w:tc>
           <w:tcPr>
             <w:tcW w:w="2400" w:type="dxa"/>
@@ -6821,12 +6969,6 @@
         </w:tc>
       </w:tr>
       <w:tr>
-        <w:tblPrEx>
-          <w:tblCellMar>
-            <w:top w:w="0" w:type="dxa"/>
-            <w:bottom w:w="0" w:type="dxa"/>
-          </w:tblCellMar>
-        </w:tblPrEx>
         <w:tc>
           <w:tcPr>
             <w:tcW w:w="2400" w:type="dxa"/>
@@ -6886,12 +7028,6 @@
         </w:tc>
       </w:tr>
       <w:tr>
-        <w:tblPrEx>
-          <w:tblCellMar>
-            <w:top w:w="0" w:type="dxa"/>
-            <w:bottom w:w="0" w:type="dxa"/>
-          </w:tblCellMar>
-        </w:tblPrEx>
         <w:tc>
           <w:tcPr>
             <w:tcW w:w="2400" w:type="dxa"/>
@@ -6952,12 +7088,6 @@
         </w:tc>
       </w:tr>
       <w:tr>
-        <w:tblPrEx>
-          <w:tblCellMar>
-            <w:top w:w="0" w:type="dxa"/>
-            <w:bottom w:w="0" w:type="dxa"/>
-          </w:tblCellMar>
-        </w:tblPrEx>
         <w:tc>
           <w:tcPr>
             <w:tcW w:w="2400" w:type="dxa"/>
@@ -7065,12 +7195,6 @@
         <w:gridCol w:w="1800"/>
       </w:tblGrid>
       <w:tr>
-        <w:tblPrEx>
-          <w:tblCellMar>
-            <w:top w:w="0" w:type="dxa"/>
-            <w:bottom w:w="0" w:type="dxa"/>
-          </w:tblCellMar>
-        </w:tblPrEx>
         <w:tc>
           <w:tcPr>
             <w:tcW w:w="700" w:type="dxa"/>
@@ -7243,12 +7367,6 @@
         </w:tc>
       </w:tr>
       <w:tr>
-        <w:tblPrEx>
-          <w:tblCellMar>
-            <w:top w:w="0" w:type="dxa"/>
-            <w:bottom w:w="0" w:type="dxa"/>
-          </w:tblCellMar>
-        </w:tblPrEx>
         <w:tc>
           <w:tcPr>
             <w:tcW w:w="700" w:type="dxa"/>
@@ -7406,12 +7524,6 @@
         </w:tc>
       </w:tr>
       <w:tr>
-        <w:tblPrEx>
-          <w:tblCellMar>
-            <w:top w:w="0" w:type="dxa"/>
-            <w:bottom w:w="0" w:type="dxa"/>
-          </w:tblCellMar>
-        </w:tblPrEx>
         <w:tc>
           <w:tcPr>
             <w:tcW w:w="700" w:type="dxa"/>
@@ -7573,12 +7685,6 @@
         </w:tc>
       </w:tr>
       <w:tr>
-        <w:tblPrEx>
-          <w:tblCellMar>
-            <w:top w:w="0" w:type="dxa"/>
-            <w:bottom w:w="0" w:type="dxa"/>
-          </w:tblCellMar>
-        </w:tblPrEx>
         <w:tc>
           <w:tcPr>
             <w:tcW w:w="700" w:type="dxa"/>
@@ -7736,12 +7842,6 @@
         </w:tc>
       </w:tr>
       <w:tr>
-        <w:tblPrEx>
-          <w:tblCellMar>
-            <w:top w:w="0" w:type="dxa"/>
-            <w:bottom w:w="0" w:type="dxa"/>
-          </w:tblCellMar>
-        </w:tblPrEx>
         <w:tc>
           <w:tcPr>
             <w:tcW w:w="700" w:type="dxa"/>
@@ -7903,12 +8003,6 @@
         </w:tc>
       </w:tr>
       <w:tr>
-        <w:tblPrEx>
-          <w:tblCellMar>
-            <w:top w:w="0" w:type="dxa"/>
-            <w:bottom w:w="0" w:type="dxa"/>
-          </w:tblCellMar>
-        </w:tblPrEx>
         <w:tc>
           <w:tcPr>
             <w:tcW w:w="700" w:type="dxa"/>
@@ -8066,12 +8160,6 @@
         </w:tc>
       </w:tr>
       <w:tr>
-        <w:tblPrEx>
-          <w:tblCellMar>
-            <w:top w:w="0" w:type="dxa"/>
-            <w:bottom w:w="0" w:type="dxa"/>
-          </w:tblCellMar>
-        </w:tblPrEx>
         <w:tc>
           <w:tcPr>
             <w:tcW w:w="700" w:type="dxa"/>
@@ -8233,12 +8321,6 @@
         </w:tc>
       </w:tr>
       <w:tr>
-        <w:tblPrEx>
-          <w:tblCellMar>
-            <w:top w:w="0" w:type="dxa"/>
-            <w:bottom w:w="0" w:type="dxa"/>
-          </w:tblCellMar>
-        </w:tblPrEx>
         <w:tc>
           <w:tcPr>
             <w:tcW w:w="700" w:type="dxa"/>
@@ -8396,12 +8478,6 @@
         </w:tc>
       </w:tr>
       <w:tr>
-        <w:tblPrEx>
-          <w:tblCellMar>
-            <w:top w:w="0" w:type="dxa"/>
-            <w:bottom w:w="0" w:type="dxa"/>
-          </w:tblCellMar>
-        </w:tblPrEx>
         <w:tc>
           <w:tcPr>
             <w:tcW w:w="700" w:type="dxa"/>
@@ -8563,12 +8639,6 @@
         </w:tc>
       </w:tr>
       <w:tr>
-        <w:tblPrEx>
-          <w:tblCellMar>
-            <w:top w:w="0" w:type="dxa"/>
-            <w:bottom w:w="0" w:type="dxa"/>
-          </w:tblCellMar>
-        </w:tblPrEx>
         <w:tc>
           <w:tcPr>
             <w:tcW w:w="700" w:type="dxa"/>
@@ -8726,12 +8796,6 @@
         </w:tc>
       </w:tr>
       <w:tr>
-        <w:tblPrEx>
-          <w:tblCellMar>
-            <w:top w:w="0" w:type="dxa"/>
-            <w:bottom w:w="0" w:type="dxa"/>
-          </w:tblCellMar>
-        </w:tblPrEx>
         <w:tc>
           <w:tcPr>
             <w:tcW w:w="700" w:type="dxa"/>
@@ -8962,12 +9026,6 @@
         <w:gridCol w:w="6960"/>
       </w:tblGrid>
       <w:tr>
-        <w:tblPrEx>
-          <w:tblCellMar>
-            <w:top w:w="0" w:type="dxa"/>
-            <w:bottom w:w="0" w:type="dxa"/>
-          </w:tblCellMar>
-        </w:tblPrEx>
         <w:tc>
           <w:tcPr>
             <w:tcW w:w="2400" w:type="dxa"/>
@@ -9038,12 +9096,6 @@
         </w:tc>
       </w:tr>
       <w:tr>
-        <w:tblPrEx>
-          <w:tblCellMar>
-            <w:top w:w="0" w:type="dxa"/>
-            <w:bottom w:w="0" w:type="dxa"/>
-          </w:tblCellMar>
-        </w:tblPrEx>
         <w:tc>
           <w:tcPr>
             <w:tcW w:w="2400" w:type="dxa"/>
@@ -9103,12 +9155,6 @@
         </w:tc>
       </w:tr>
       <w:tr>
-        <w:tblPrEx>
-          <w:tblCellMar>
-            <w:top w:w="0" w:type="dxa"/>
-            <w:bottom w:w="0" w:type="dxa"/>
-          </w:tblCellMar>
-        </w:tblPrEx>
         <w:tc>
           <w:tcPr>
             <w:tcW w:w="2400" w:type="dxa"/>
@@ -9169,12 +9215,6 @@
         </w:tc>
       </w:tr>
       <w:tr>
-        <w:tblPrEx>
-          <w:tblCellMar>
-            <w:top w:w="0" w:type="dxa"/>
-            <w:bottom w:w="0" w:type="dxa"/>
-          </w:tblCellMar>
-        </w:tblPrEx>
         <w:tc>
           <w:tcPr>
             <w:tcW w:w="2400" w:type="dxa"/>
@@ -9282,12 +9322,6 @@
         <w:gridCol w:w="1800"/>
       </w:tblGrid>
       <w:tr>
-        <w:tblPrEx>
-          <w:tblCellMar>
-            <w:top w:w="0" w:type="dxa"/>
-            <w:bottom w:w="0" w:type="dxa"/>
-          </w:tblCellMar>
-        </w:tblPrEx>
         <w:tc>
           <w:tcPr>
             <w:tcW w:w="700" w:type="dxa"/>
@@ -9460,12 +9494,6 @@
         </w:tc>
       </w:tr>
       <w:tr>
-        <w:tblPrEx>
-          <w:tblCellMar>
-            <w:top w:w="0" w:type="dxa"/>
-            <w:bottom w:w="0" w:type="dxa"/>
-          </w:tblCellMar>
-        </w:tblPrEx>
         <w:tc>
           <w:tcPr>
             <w:tcW w:w="700" w:type="dxa"/>
@@ -9623,12 +9651,6 @@
         </w:tc>
       </w:tr>
       <w:tr>
-        <w:tblPrEx>
-          <w:tblCellMar>
-            <w:top w:w="0" w:type="dxa"/>
-            <w:bottom w:w="0" w:type="dxa"/>
-          </w:tblCellMar>
-        </w:tblPrEx>
         <w:tc>
           <w:tcPr>
             <w:tcW w:w="700" w:type="dxa"/>
@@ -9790,12 +9812,6 @@
         </w:tc>
       </w:tr>
       <w:tr>
-        <w:tblPrEx>
-          <w:tblCellMar>
-            <w:top w:w="0" w:type="dxa"/>
-            <w:bottom w:w="0" w:type="dxa"/>
-          </w:tblCellMar>
-        </w:tblPrEx>
         <w:tc>
           <w:tcPr>
             <w:tcW w:w="700" w:type="dxa"/>
@@ -9953,12 +9969,6 @@
         </w:tc>
       </w:tr>
       <w:tr>
-        <w:tblPrEx>
-          <w:tblCellMar>
-            <w:top w:w="0" w:type="dxa"/>
-            <w:bottom w:w="0" w:type="dxa"/>
-          </w:tblCellMar>
-        </w:tblPrEx>
         <w:tc>
           <w:tcPr>
             <w:tcW w:w="700" w:type="dxa"/>
@@ -10120,12 +10130,6 @@
         </w:tc>
       </w:tr>
       <w:tr>
-        <w:tblPrEx>
-          <w:tblCellMar>
-            <w:top w:w="0" w:type="dxa"/>
-            <w:bottom w:w="0" w:type="dxa"/>
-          </w:tblCellMar>
-        </w:tblPrEx>
         <w:tc>
           <w:tcPr>
             <w:tcW w:w="700" w:type="dxa"/>
@@ -10283,12 +10287,6 @@
         </w:tc>
       </w:tr>
       <w:tr>
-        <w:tblPrEx>
-          <w:tblCellMar>
-            <w:top w:w="0" w:type="dxa"/>
-            <w:bottom w:w="0" w:type="dxa"/>
-          </w:tblCellMar>
-        </w:tblPrEx>
         <w:tc>
           <w:tcPr>
             <w:tcW w:w="700" w:type="dxa"/>
@@ -10450,12 +10448,6 @@
         </w:tc>
       </w:tr>
       <w:tr>
-        <w:tblPrEx>
-          <w:tblCellMar>
-            <w:top w:w="0" w:type="dxa"/>
-            <w:bottom w:w="0" w:type="dxa"/>
-          </w:tblCellMar>
-        </w:tblPrEx>
         <w:tc>
           <w:tcPr>
             <w:tcW w:w="700" w:type="dxa"/>
@@ -10613,12 +10605,6 @@
         </w:tc>
       </w:tr>
       <w:tr>
-        <w:tblPrEx>
-          <w:tblCellMar>
-            <w:top w:w="0" w:type="dxa"/>
-            <w:bottom w:w="0" w:type="dxa"/>
-          </w:tblCellMar>
-        </w:tblPrEx>
         <w:tc>
           <w:tcPr>
             <w:tcW w:w="700" w:type="dxa"/>
@@ -10780,12 +10766,6 @@
         </w:tc>
       </w:tr>
       <w:tr>
-        <w:tblPrEx>
-          <w:tblCellMar>
-            <w:top w:w="0" w:type="dxa"/>
-            <w:bottom w:w="0" w:type="dxa"/>
-          </w:tblCellMar>
-        </w:tblPrEx>
         <w:tc>
           <w:tcPr>
             <w:tcW w:w="700" w:type="dxa"/>
@@ -11148,13 +11128,7 @@
           <w:color w:val="404040"/>
         </w:rPr>
         <w:lastRenderedPageBreak/>
-        <w:t>L</w:t>
-      </w:r>
-      <w:r>
-        <w:rPr>
-          <w:color w:val="404040"/>
-        </w:rPr>
-        <w:t>a configuración del entorno Python con múltiples versiones (3.12 / 3.14) en Windows causó pérdida de tiempo al inicio.</w:t>
+        <w:t>La configuración del entorno Python con múltiples versiones (3.12 / 3.14) en Windows causó pérdida de tiempo al inicio.</w:t>
       </w:r>
     </w:p>
     <w:p>
@@ -11205,13 +11179,7 @@
         <w:rPr>
           <w:color w:val="404040"/>
         </w:rPr>
-        <w:t>Documentar en README el comando e</w:t>
-      </w:r>
-      <w:r>
-        <w:rPr>
-          <w:color w:val="404040"/>
-        </w:rPr>
-        <w:t>xacto para instalar Selenium en el Python correcto.</w:t>
+        <w:t>Documentar en README el comando exacto para instalar Selenium en el Python correcto.</w:t>
       </w:r>
     </w:p>
     <w:p>
@@ -11227,61 +11195,7 @@
         <w:rPr>
           <w:color w:val="404040"/>
         </w:rPr>
-        <w:t>Agregar GitHub Actions para ejecutar PHPUnit y E2E automáticamente en</w:t>
-      </w:r>
-      <w:r>
-        <w:rPr>
-          <w:color w:val="404040"/>
-        </w:rPr>
-        <w:t xml:space="preserve"> </w:t>
-      </w:r>
-      <w:r>
-        <w:rPr>
-          <w:color w:val="404040"/>
-        </w:rPr>
-        <w:t>c</w:t>
-      </w:r>
-      <w:r>
-        <w:rPr>
-          <w:color w:val="404040"/>
-        </w:rPr>
-        <w:t>a</w:t>
-      </w:r>
-      <w:r>
-        <w:rPr>
-          <w:color w:val="404040"/>
-        </w:rPr>
-        <w:t>d</w:t>
-      </w:r>
-      <w:r>
-        <w:rPr>
-          <w:color w:val="404040"/>
-        </w:rPr>
-        <w:t>a</w:t>
-      </w:r>
-      <w:r>
-        <w:rPr>
-          <w:color w:val="404040"/>
-        </w:rPr>
-        <w:t xml:space="preserve"> </w:t>
-      </w:r>
-      <w:r>
-        <w:rPr>
-          <w:color w:val="404040"/>
-        </w:rPr>
-        <w:t>P</w:t>
-      </w:r>
-      <w:r>
-        <w:rPr>
-          <w:color w:val="404040"/>
-        </w:rPr>
-        <w:t>R</w:t>
-      </w:r>
-      <w:r>
-        <w:rPr>
-          <w:color w:val="404040"/>
-        </w:rPr>
-        <w:t>.</w:t>
+        <w:t>Agregar GitHub Actions para ejecutar PHPUnit y E2E automáticamente en cada PR.</w:t>
       </w:r>
     </w:p>
     <w:sectPr>
